--- a/tillsyn/A 70386-2018 tillsynsbegäran.docx
+++ b/tillsyn/A 70386-2018 tillsynsbegäran.docx
@@ -12,7 +12,7 @@
     </w:p>
     <w:p>
       <w:r>
-        <w:t>Detta dokument behandlar höga naturvärden i avverkningsamälan A 70386-2018 i Sotenäs kommun. Denna avverkningsanmälan inkom 2018-12-12 och omfattar 1,0 ha.</w:t>
+        <w:t>Detta dokument behandlar höga naturvärden i avverkningsanmälan A 70386-2018 i Sotenäs kommun. Denna avverkningsanmälan inkom 2018-12-12 och omfattar 1,0 ha.</w:t>
       </w:r>
     </w:p>
     <w:p>
@@ -218,7 +218,7 @@
     <w:r>
       <w:tab/>
       <w:tab/>
-      <w:t>2023-11-28</w:t>
+      <w:t>2023-11-29</w:t>
       <w:br/>
       <w:br/>
     </w:r>

--- a/tillsyn/A 70386-2018 tillsynsbegäran.docx
+++ b/tillsyn/A 70386-2018 tillsynsbegäran.docx
@@ -218,7 +218,7 @@
     <w:r>
       <w:tab/>
       <w:tab/>
-      <w:t>2023-11-29</w:t>
+      <w:t>2023-11-30</w:t>
       <w:br/>
       <w:br/>
     </w:r>

--- a/tillsyn/A 70386-2018 tillsynsbegäran.docx
+++ b/tillsyn/A 70386-2018 tillsynsbegäran.docx
@@ -218,7 +218,7 @@
     <w:r>
       <w:tab/>
       <w:tab/>
-      <w:t>2023-11-30</w:t>
+      <w:t>2023-12-01</w:t>
       <w:br/>
       <w:br/>
     </w:r>

--- a/tillsyn/A 70386-2018 tillsynsbegäran.docx
+++ b/tillsyn/A 70386-2018 tillsynsbegäran.docx
@@ -218,7 +218,7 @@
     <w:r>
       <w:tab/>
       <w:tab/>
-      <w:t>2023-12-01</w:t>
+      <w:t>2023-12-02</w:t>
       <w:br/>
       <w:br/>
     </w:r>

--- a/tillsyn/A 70386-2018 tillsynsbegäran.docx
+++ b/tillsyn/A 70386-2018 tillsynsbegäran.docx
@@ -218,7 +218,7 @@
     <w:r>
       <w:tab/>
       <w:tab/>
-      <w:t>2023-12-02</w:t>
+      <w:t>2023-12-03</w:t>
       <w:br/>
       <w:br/>
     </w:r>

--- a/tillsyn/A 70386-2018 tillsynsbegäran.docx
+++ b/tillsyn/A 70386-2018 tillsynsbegäran.docx
@@ -218,7 +218,7 @@
     <w:r>
       <w:tab/>
       <w:tab/>
-      <w:t>2023-12-03</w:t>
+      <w:t>2023-12-04</w:t>
       <w:br/>
       <w:br/>
     </w:r>

--- a/tillsyn/A 70386-2018 tillsynsbegäran.docx
+++ b/tillsyn/A 70386-2018 tillsynsbegäran.docx
@@ -218,7 +218,7 @@
     <w:r>
       <w:tab/>
       <w:tab/>
-      <w:t>2023-12-04</w:t>
+      <w:t>2023-12-05</w:t>
       <w:br/>
       <w:br/>
     </w:r>

--- a/tillsyn/A 70386-2018 tillsynsbegäran.docx
+++ b/tillsyn/A 70386-2018 tillsynsbegäran.docx
@@ -218,7 +218,7 @@
     <w:r>
       <w:tab/>
       <w:tab/>
-      <w:t>2023-12-05</w:t>
+      <w:t>2023-12-06</w:t>
       <w:br/>
       <w:br/>
     </w:r>

--- a/tillsyn/A 70386-2018 tillsynsbegäran.docx
+++ b/tillsyn/A 70386-2018 tillsynsbegäran.docx
@@ -218,7 +218,7 @@
     <w:r>
       <w:tab/>
       <w:tab/>
-      <w:t>2023-12-06</w:t>
+      <w:t>2023-12-07</w:t>
       <w:br/>
       <w:br/>
     </w:r>

--- a/tillsyn/A 70386-2018 tillsynsbegäran.docx
+++ b/tillsyn/A 70386-2018 tillsynsbegäran.docx
@@ -218,7 +218,7 @@
     <w:r>
       <w:tab/>
       <w:tab/>
-      <w:t>2023-12-07</w:t>
+      <w:t>2023-12-08</w:t>
       <w:br/>
       <w:br/>
     </w:r>

--- a/tillsyn/A 70386-2018 tillsynsbegäran.docx
+++ b/tillsyn/A 70386-2018 tillsynsbegäran.docx
@@ -218,7 +218,7 @@
     <w:r>
       <w:tab/>
       <w:tab/>
-      <w:t>2023-12-08</w:t>
+      <w:t>2023-12-09</w:t>
       <w:br/>
       <w:br/>
     </w:r>

--- a/tillsyn/A 70386-2018 tillsynsbegäran.docx
+++ b/tillsyn/A 70386-2018 tillsynsbegäran.docx
@@ -218,7 +218,7 @@
     <w:r>
       <w:tab/>
       <w:tab/>
-      <w:t>2023-12-09</w:t>
+      <w:t>2023-12-10</w:t>
       <w:br/>
       <w:br/>
     </w:r>

--- a/tillsyn/A 70386-2018 tillsynsbegäran.docx
+++ b/tillsyn/A 70386-2018 tillsynsbegäran.docx
@@ -218,7 +218,7 @@
     <w:r>
       <w:tab/>
       <w:tab/>
-      <w:t>2023-12-10</w:t>
+      <w:t>2023-12-11</w:t>
       <w:br/>
       <w:br/>
     </w:r>

--- a/tillsyn/A 70386-2018 tillsynsbegäran.docx
+++ b/tillsyn/A 70386-2018 tillsynsbegäran.docx
@@ -218,7 +218,7 @@
     <w:r>
       <w:tab/>
       <w:tab/>
-      <w:t>2023-12-11</w:t>
+      <w:t>2023-12-12</w:t>
       <w:br/>
       <w:br/>
     </w:r>

--- a/tillsyn/A 70386-2018 tillsynsbegäran.docx
+++ b/tillsyn/A 70386-2018 tillsynsbegäran.docx
@@ -218,7 +218,7 @@
     <w:r>
       <w:tab/>
       <w:tab/>
-      <w:t>2023-12-12</w:t>
+      <w:t>2023-12-13</w:t>
       <w:br/>
       <w:br/>
     </w:r>

--- a/tillsyn/A 70386-2018 tillsynsbegäran.docx
+++ b/tillsyn/A 70386-2018 tillsynsbegäran.docx
@@ -218,7 +218,7 @@
     <w:r>
       <w:tab/>
       <w:tab/>
-      <w:t>2023-12-13</w:t>
+      <w:t>2023-12-14</w:t>
       <w:br/>
       <w:br/>
     </w:r>

--- a/tillsyn/A 70386-2018 tillsynsbegäran.docx
+++ b/tillsyn/A 70386-2018 tillsynsbegäran.docx
@@ -218,7 +218,7 @@
     <w:r>
       <w:tab/>
       <w:tab/>
-      <w:t>2023-12-14</w:t>
+      <w:t>2023-12-15</w:t>
       <w:br/>
       <w:br/>
     </w:r>

--- a/tillsyn/A 70386-2018 tillsynsbegäran.docx
+++ b/tillsyn/A 70386-2018 tillsynsbegäran.docx
@@ -218,7 +218,7 @@
     <w:r>
       <w:tab/>
       <w:tab/>
-      <w:t>2023-12-15</w:t>
+      <w:t>2023-12-16</w:t>
       <w:br/>
       <w:br/>
     </w:r>

--- a/tillsyn/A 70386-2018 tillsynsbegäran.docx
+++ b/tillsyn/A 70386-2018 tillsynsbegäran.docx
@@ -218,7 +218,7 @@
     <w:r>
       <w:tab/>
       <w:tab/>
-      <w:t>2023-12-16</w:t>
+      <w:t>2023-12-17</w:t>
       <w:br/>
       <w:br/>
     </w:r>

--- a/tillsyn/A 70386-2018 tillsynsbegäran.docx
+++ b/tillsyn/A 70386-2018 tillsynsbegäran.docx
@@ -218,7 +218,7 @@
     <w:r>
       <w:tab/>
       <w:tab/>
-      <w:t>2023-12-17</w:t>
+      <w:t>2023-12-19</w:t>
       <w:br/>
       <w:br/>
     </w:r>

--- a/tillsyn/A 70386-2018 tillsynsbegäran.docx
+++ b/tillsyn/A 70386-2018 tillsynsbegäran.docx
@@ -218,7 +218,7 @@
     <w:r>
       <w:tab/>
       <w:tab/>
-      <w:t>2023-12-19</w:t>
+      <w:t>2023-12-20</w:t>
       <w:br/>
       <w:br/>
     </w:r>

--- a/tillsyn/A 70386-2018 tillsynsbegäran.docx
+++ b/tillsyn/A 70386-2018 tillsynsbegäran.docx
@@ -218,7 +218,7 @@
     <w:r>
       <w:tab/>
       <w:tab/>
-      <w:t>2023-12-20</w:t>
+      <w:t>2023-12-21</w:t>
       <w:br/>
       <w:br/>
     </w:r>

--- a/tillsyn/A 70386-2018 tillsynsbegäran.docx
+++ b/tillsyn/A 70386-2018 tillsynsbegäran.docx
@@ -218,7 +218,7 @@
     <w:r>
       <w:tab/>
       <w:tab/>
-      <w:t>2023-12-21</w:t>
+      <w:t>2023-12-22</w:t>
       <w:br/>
       <w:br/>
     </w:r>

--- a/tillsyn/A 70386-2018 tillsynsbegäran.docx
+++ b/tillsyn/A 70386-2018 tillsynsbegäran.docx
@@ -218,7 +218,7 @@
     <w:r>
       <w:tab/>
       <w:tab/>
-      <w:t>2023-12-22</w:t>
+      <w:t>2023-12-23</w:t>
       <w:br/>
       <w:br/>
     </w:r>

--- a/tillsyn/A 70386-2018 tillsynsbegäran.docx
+++ b/tillsyn/A 70386-2018 tillsynsbegäran.docx
@@ -218,7 +218,7 @@
     <w:r>
       <w:tab/>
       <w:tab/>
-      <w:t>2023-12-23</w:t>
+      <w:t>2023-12-27</w:t>
       <w:br/>
       <w:br/>
     </w:r>

--- a/tillsyn/A 70386-2018 tillsynsbegäran.docx
+++ b/tillsyn/A 70386-2018 tillsynsbegäran.docx
@@ -218,7 +218,7 @@
     <w:r>
       <w:tab/>
       <w:tab/>
-      <w:t>2023-12-27</w:t>
+      <w:t>2023-12-30</w:t>
       <w:br/>
       <w:br/>
     </w:r>

--- a/tillsyn/A 70386-2018 tillsynsbegäran.docx
+++ b/tillsyn/A 70386-2018 tillsynsbegäran.docx
@@ -218,7 +218,7 @@
     <w:r>
       <w:tab/>
       <w:tab/>
-      <w:t>2023-12-30</w:t>
+      <w:t>2023-12-31</w:t>
       <w:br/>
       <w:br/>
     </w:r>

--- a/tillsyn/A 70386-2018 tillsynsbegäran.docx
+++ b/tillsyn/A 70386-2018 tillsynsbegäran.docx
@@ -218,7 +218,7 @@
     <w:r>
       <w:tab/>
       <w:tab/>
-      <w:t>2023-12-31</w:t>
+      <w:t>2024-01-01</w:t>
       <w:br/>
       <w:br/>
     </w:r>

--- a/tillsyn/A 70386-2018 tillsynsbegäran.docx
+++ b/tillsyn/A 70386-2018 tillsynsbegäran.docx
@@ -218,7 +218,7 @@
     <w:r>
       <w:tab/>
       <w:tab/>
-      <w:t>2024-01-01</w:t>
+      <w:t>2024-01-02</w:t>
       <w:br/>
       <w:br/>
     </w:r>

--- a/tillsyn/A 70386-2018 tillsynsbegäran.docx
+++ b/tillsyn/A 70386-2018 tillsynsbegäran.docx
@@ -218,7 +218,7 @@
     <w:r>
       <w:tab/>
       <w:tab/>
-      <w:t>2024-01-02</w:t>
+      <w:t>2024-01-03</w:t>
       <w:br/>
       <w:br/>
     </w:r>

--- a/tillsyn/A 70386-2018 tillsynsbegäran.docx
+++ b/tillsyn/A 70386-2018 tillsynsbegäran.docx
@@ -218,7 +218,7 @@
     <w:r>
       <w:tab/>
       <w:tab/>
-      <w:t>2024-02-15</w:t>
+      <w:t>2024-02-16</w:t>
       <w:br/>
       <w:br/>
     </w:r>

--- a/tillsyn/A 70386-2018 tillsynsbegäran.docx
+++ b/tillsyn/A 70386-2018 tillsynsbegäran.docx
@@ -218,7 +218,7 @@
     <w:r>
       <w:tab/>
       <w:tab/>
-      <w:t>2024-02-16</w:t>
+      <w:t>2024-02-19</w:t>
       <w:br/>
       <w:br/>
     </w:r>

--- a/tillsyn/A 70386-2018 tillsynsbegäran.docx
+++ b/tillsyn/A 70386-2018 tillsynsbegäran.docx
@@ -218,7 +218,7 @@
     <w:r>
       <w:tab/>
       <w:tab/>
-      <w:t>2024-02-19</w:t>
+      <w:t>2024-02-21</w:t>
       <w:br/>
       <w:br/>
     </w:r>

--- a/tillsyn/A 70386-2018 tillsynsbegäran.docx
+++ b/tillsyn/A 70386-2018 tillsynsbegäran.docx
@@ -218,7 +218,7 @@
     <w:r>
       <w:tab/>
       <w:tab/>
-      <w:t>2024-02-21</w:t>
+      <w:t>2024-02-22</w:t>
       <w:br/>
       <w:br/>
     </w:r>

--- a/tillsyn/A 70386-2018 tillsynsbegäran.docx
+++ b/tillsyn/A 70386-2018 tillsynsbegäran.docx
@@ -218,7 +218,7 @@
     <w:r>
       <w:tab/>
       <w:tab/>
-      <w:t>2024-02-22</w:t>
+      <w:t>2024-02-23</w:t>
       <w:br/>
       <w:br/>
     </w:r>

--- a/tillsyn/A 70386-2018 tillsynsbegäran.docx
+++ b/tillsyn/A 70386-2018 tillsynsbegäran.docx
@@ -218,7 +218,7 @@
     <w:r>
       <w:tab/>
       <w:tab/>
-      <w:t>2024-02-23</w:t>
+      <w:t>2024-02-24</w:t>
       <w:br/>
       <w:br/>
     </w:r>

--- a/tillsyn/A 70386-2018 tillsynsbegäran.docx
+++ b/tillsyn/A 70386-2018 tillsynsbegäran.docx
@@ -218,7 +218,7 @@
     <w:r>
       <w:tab/>
       <w:tab/>
-      <w:t>2024-02-24</w:t>
+      <w:t>2024-02-25</w:t>
       <w:br/>
       <w:br/>
     </w:r>

--- a/tillsyn/A 70386-2018 tillsynsbegäran.docx
+++ b/tillsyn/A 70386-2018 tillsynsbegäran.docx
@@ -40,7 +40,7 @@
     </w:p>
     <w:p>
       <w:r>
-        <w:t>De påträffade naturvårdsarterna är ett tydligt kvitto på att detta rör sig om en skog med mycket höga naturvärden. I Figur 1 visas en karta över det avverkningsanmälda området, där samtliga fyndplatser för naturvårdsarter som finns registrerade på Artportalen har markerats.</w:t>
+        <w:t>De påträffade naturvårdsarterna är ett tydligt kvitto på att detta rör sig om en skog med höga naturvärden. I Figur 1 visas en karta över det avverkningsanmälda området, där samtliga fyndplatser för naturvårdsarter som finns registrerade på Artportalen har markerats.</w:t>
       </w:r>
     </w:p>
     <w:p>
@@ -218,7 +218,7 @@
     <w:r>
       <w:tab/>
       <w:tab/>
-      <w:t>2024-02-25</w:t>
+      <w:t>2024-02-26</w:t>
       <w:br/>
       <w:br/>
     </w:r>

--- a/tillsyn/A 70386-2018 tillsynsbegäran.docx
+++ b/tillsyn/A 70386-2018 tillsynsbegäran.docx
@@ -218,7 +218,7 @@
     <w:r>
       <w:tab/>
       <w:tab/>
-      <w:t>2024-02-26</w:t>
+      <w:t>2024-02-27</w:t>
       <w:br/>
       <w:br/>
     </w:r>

--- a/tillsyn/A 70386-2018 tillsynsbegäran.docx
+++ b/tillsyn/A 70386-2018 tillsynsbegäran.docx
@@ -218,7 +218,7 @@
     <w:r>
       <w:tab/>
       <w:tab/>
-      <w:t>2024-02-27</w:t>
+      <w:t>2024-02-28</w:t>
       <w:br/>
       <w:br/>
     </w:r>

--- a/tillsyn/A 70386-2018 tillsynsbegäran.docx
+++ b/tillsyn/A 70386-2018 tillsynsbegäran.docx
@@ -218,7 +218,7 @@
     <w:r>
       <w:tab/>
       <w:tab/>
-      <w:t>2024-02-28</w:t>
+      <w:t>2024-02-29</w:t>
       <w:br/>
       <w:br/>
     </w:r>

--- a/tillsyn/A 70386-2018 tillsynsbegäran.docx
+++ b/tillsyn/A 70386-2018 tillsynsbegäran.docx
@@ -218,7 +218,7 @@
     <w:r>
       <w:tab/>
       <w:tab/>
-      <w:t>2024-02-29</w:t>
+      <w:t>2024-03-01</w:t>
       <w:br/>
       <w:br/>
     </w:r>

--- a/tillsyn/A 70386-2018 tillsynsbegäran.docx
+++ b/tillsyn/A 70386-2018 tillsynsbegäran.docx
@@ -218,7 +218,7 @@
     <w:r>
       <w:tab/>
       <w:tab/>
-      <w:t>2024-03-01</w:t>
+      <w:t>2024-03-02</w:t>
       <w:br/>
       <w:br/>
     </w:r>

--- a/tillsyn/A 70386-2018 tillsynsbegäran.docx
+++ b/tillsyn/A 70386-2018 tillsynsbegäran.docx
@@ -218,7 +218,7 @@
     <w:r>
       <w:tab/>
       <w:tab/>
-      <w:t>2024-03-02</w:t>
+      <w:t>2024-03-03</w:t>
       <w:br/>
       <w:br/>
     </w:r>

--- a/tillsyn/A 70386-2018 tillsynsbegäran.docx
+++ b/tillsyn/A 70386-2018 tillsynsbegäran.docx
@@ -218,7 +218,7 @@
     <w:r>
       <w:tab/>
       <w:tab/>
-      <w:t>2024-03-03</w:t>
+      <w:t>2024-03-04</w:t>
       <w:br/>
       <w:br/>
     </w:r>

--- a/tillsyn/A 70386-2018 tillsynsbegäran.docx
+++ b/tillsyn/A 70386-2018 tillsynsbegäran.docx
@@ -218,7 +218,7 @@
     <w:r>
       <w:tab/>
       <w:tab/>
-      <w:t>2024-03-04</w:t>
+      <w:t>2024-03-05</w:t>
       <w:br/>
       <w:br/>
     </w:r>

--- a/tillsyn/A 70386-2018 tillsynsbegäran.docx
+++ b/tillsyn/A 70386-2018 tillsynsbegäran.docx
@@ -218,7 +218,7 @@
     <w:r>
       <w:tab/>
       <w:tab/>
-      <w:t>2024-03-05</w:t>
+      <w:t>2024-03-06</w:t>
       <w:br/>
       <w:br/>
     </w:r>

--- a/tillsyn/A 70386-2018 tillsynsbegäran.docx
+++ b/tillsyn/A 70386-2018 tillsynsbegäran.docx
@@ -218,7 +218,7 @@
     <w:r>
       <w:tab/>
       <w:tab/>
-      <w:t>2024-03-06</w:t>
+      <w:t>2024-03-07</w:t>
       <w:br/>
       <w:br/>
     </w:r>

--- a/tillsyn/A 70386-2018 tillsynsbegäran.docx
+++ b/tillsyn/A 70386-2018 tillsynsbegäran.docx
@@ -218,7 +218,7 @@
     <w:r>
       <w:tab/>
       <w:tab/>
-      <w:t>2024-03-07</w:t>
+      <w:t>2024-03-08</w:t>
       <w:br/>
       <w:br/>
     </w:r>

--- a/tillsyn/A 70386-2018 tillsynsbegäran.docx
+++ b/tillsyn/A 70386-2018 tillsynsbegäran.docx
@@ -218,7 +218,7 @@
     <w:r>
       <w:tab/>
       <w:tab/>
-      <w:t>2024-03-08</w:t>
+      <w:t>2024-03-09</w:t>
       <w:br/>
       <w:br/>
     </w:r>

--- a/tillsyn/A 70386-2018 tillsynsbegäran.docx
+++ b/tillsyn/A 70386-2018 tillsynsbegäran.docx
@@ -218,7 +218,7 @@
     <w:r>
       <w:tab/>
       <w:tab/>
-      <w:t>2024-03-09</w:t>
+      <w:t>2024-03-10</w:t>
       <w:br/>
       <w:br/>
     </w:r>

--- a/tillsyn/A 70386-2018 tillsynsbegäran.docx
+++ b/tillsyn/A 70386-2018 tillsynsbegäran.docx
@@ -218,7 +218,7 @@
     <w:r>
       <w:tab/>
       <w:tab/>
-      <w:t>2024-03-10</w:t>
+      <w:t>2024-03-11</w:t>
       <w:br/>
       <w:br/>
     </w:r>

--- a/tillsyn/A 70386-2018 tillsynsbegäran.docx
+++ b/tillsyn/A 70386-2018 tillsynsbegäran.docx
@@ -218,7 +218,7 @@
     <w:r>
       <w:tab/>
       <w:tab/>
-      <w:t>2024-03-11</w:t>
+      <w:t>2024-03-12</w:t>
       <w:br/>
       <w:br/>
     </w:r>

--- a/tillsyn/A 70386-2018 tillsynsbegäran.docx
+++ b/tillsyn/A 70386-2018 tillsynsbegäran.docx
@@ -218,7 +218,7 @@
     <w:r>
       <w:tab/>
       <w:tab/>
-      <w:t>2024-03-12</w:t>
+      <w:t>2024-03-13</w:t>
       <w:br/>
       <w:br/>
     </w:r>
